--- a/module-5/RBreutzmann - Assignment 5.2.docx
+++ b/module-5/RBreutzmann - Assignment 5.2.docx
@@ -29,7 +29,25 @@
         <w:t>CHAR_LENGTH</w:t>
       </w:r>
       <w:r>
-        <w:t xml:space="preserve"> will return the number of characters in a string.  This may be used to determine how long a word or entry is.  This might be useful in a function that helps with something like scrabble or words with friends.</w:t>
+        <w:t xml:space="preserve"> will return the number of characters in a string.  This may be used to determine how long a word or entry is.  This might be useful in a function that helps with something like </w:t>
+      </w:r>
+      <w:r>
+        <w:t>S</w:t>
+      </w:r>
+      <w:r>
+        <w:t xml:space="preserve">crabble or </w:t>
+      </w:r>
+      <w:r>
+        <w:t>W</w:t>
+      </w:r>
+      <w:r>
+        <w:t xml:space="preserve">ords with </w:t>
+      </w:r>
+      <w:r>
+        <w:t>F</w:t>
+      </w:r>
+      <w:r>
+        <w:t>riends.</w:t>
       </w:r>
     </w:p>
     <w:p>
@@ -116,15 +134,13 @@
         <w:t>CONCAT</w:t>
       </w:r>
       <w:r>
-        <w:t xml:space="preserve"> adds to </w:t>
-      </w:r>
-      <w:proofErr w:type="gramStart"/>
-      <w:r>
-        <w:t>strings, or</w:t>
-      </w:r>
-      <w:proofErr w:type="gramEnd"/>
-      <w:r>
-        <w:t xml:space="preserve"> performs concatenation of strings…. This one is for my kids who are in LOVE with “monkey math</w:t>
+        <w:t xml:space="preserve"> adds to strings, </w:t>
+      </w:r>
+      <w:r>
+        <w:t>performing the</w:t>
+      </w:r>
+      <w:r>
+        <w:t xml:space="preserve"> concatenation of strings. This one is for my kids who are in LOVE with “monkey math</w:t>
       </w:r>
       <w:r>
         <w:t>,</w:t>
@@ -229,7 +245,13 @@
         <w:t xml:space="preserve">he batch date </w:t>
       </w:r>
       <w:r>
-        <w:t xml:space="preserve">has other information in it, but ends with </w:t>
+        <w:t xml:space="preserve">has other information, but </w:t>
+      </w:r>
+      <w:r>
+        <w:t xml:space="preserve">it </w:t>
+      </w:r>
+      <w:r>
+        <w:t xml:space="preserve">ends with </w:t>
       </w:r>
       <w:r>
         <w:t xml:space="preserve">the year followed by the </w:t>
